--- a/10/tendencii-razvitiya/Вариант 04.docx
+++ b/10/tendencii-razvitiya/Вариант 04.docx
@@ -85,7 +85,27 @@
     </w:p>
     <w:p>
       <w:r>
+        <w:t>1.1. Питание и связь.........................................3</w:t>
+      </w:r>
+    </w:p>
+    <w:p>
+      <w:r>
+        <w:t>1.2. Экран и способ ввода....................................3</w:t>
+      </w:r>
+    </w:p>
+    <w:p>
+      <w:r>
         <w:t>2. Магазины приложений и разрешения..........................4</w:t>
+      </w:r>
+    </w:p>
+    <w:p>
+      <w:r>
+        <w:t>2.1. Магазины приложений.....................................4</w:t>
+      </w:r>
+    </w:p>
+    <w:p>
+      <w:r>
+        <w:t>2.2. Разрешения..............................................4</w:t>
       </w:r>
     </w:p>
     <w:p>
@@ -133,6 +153,11 @@
     <w:p/>
     <w:p>
       <w:r>
+        <w:t>1.1. Питание и связь</w:t>
+      </w:r>
+    </w:p>
+    <w:p>
+      <w:r>
         <w:t>Первое ограничение — питание. Программа, которая постоянно что-то считает или опрашивает сеть, разряжает устройство за часы. Поэтому мобильная система жёстко управляет фоновой работой: приложение, ушедшее с экрана, чаще всего  приостанавливается, а не продолжает  работать.</w:t>
       </w:r>
     </w:p>
@@ -140,6 +165,11 @@
       <w:r>
         <w:tab/>
         <w:t>Второе — связь. Соединение может пропасть в лифте и стоить денег в роуминге, поэтому приложения рассчитывают на перебои: сохраняют данные локально и досылают их, когда сеть вернётся.</w:t>
+      </w:r>
+    </w:p>
+    <w:p>
+      <w:r>
+        <w:t>1.2. Экран и способ ввода</w:t>
       </w:r>
     </w:p>
     <w:p>
@@ -157,6 +187,11 @@
     <w:p/>
     <w:p>
       <w:r>
+        <w:t>2.1. Магазины приложений</w:t>
+      </w:r>
+    </w:p>
+    <w:p>
+      <w:r>
         <w:t>Мобильные приложения принято устанавливать из  магазина. Магазин проверяет программу перед публикацией, подписывает  её и обновляет централизованно. Пользователю не нужно искать сайт разработчика и оценивать, можно ли ему  доверять.</w:t>
       </w:r>
     </w:p>
@@ -164,6 +199,11 @@
       <w:r>
         <w:tab/>
         <w:t>Обратная сторона — зависимость от правил магазина и от его доступности в конкретной стране. Установка приложения из файла возможна, но система при этом предупреждает: проверку никто не проводил.</w:t>
+      </w:r>
+    </w:p>
+    <w:p>
+      <w:r>
+        <w:t>2.2. Разрешения</w:t>
       </w:r>
     </w:p>
     <w:p>
